--- a/user_guides/individual_programs/file_reorganizer/File_Reorganizer_User_Guide.docx
+++ b/user_guides/individual_programs/file_reorganizer/File_Reorganizer_User_Guide.docx
@@ -566,7 +566,7 @@
         <w:t xml:space="preserve">Conflict behavior: </w:t>
       </w:r>
       <w:r>
-        <w:t>The engine delegates destination handling to the underlying copy/move operation; review the Preview and keep backups before Move runs.</w:t>
+        <w:t>A copy or move whose destination path already exists is skipped and reported in the Skipped counter; the existing file is never overwritten. Review the Preview and resolve conflicts before Execute.</w:t>
       </w:r>
     </w:p>
     <w:p>
@@ -579,7 +579,7 @@
     </w:p>
     <w:p>
       <w:r>
-        <w:t>The GUI reports the current file and four counters: Scanned, Processed, Skipped, and Errors. Skips include files with no usable album/title tags and files whose pattern resolves to an empty path. Pattern parsing failures and operating-system/value errors increment Errors.</w:t>
+        <w:t>The GUI reports the current file and four counters: Scanned, Processed, Skipped, and Errors. Skips include files with no usable album/title tags, files whose pattern resolves to an empty path, and files whose destination path already exists. Pattern parsing failures and operating-system/value errors increment Errors.</w:t>
       </w:r>
     </w:p>
     <w:p>
@@ -643,7 +643,7 @@
         <w:t xml:space="preserve">Files are skipped: </w:t>
       </w:r>
       <w:r>
-        <w:t>Confirm that the file has usable album/title metadata and that the pattern produces a non-empty path.</w:t>
+        <w:t>Confirm that the file has usable album/title metadata, that the pattern produces a non-empty path, and that the destination file does not already exist.</w:t>
       </w:r>
     </w:p>
     <w:p>

--- a/user_guides/individual_programs/file_reorganizer/File_Reorganizer_User_Guide.docx
+++ b/user_guides/individual_programs/file_reorganizer/File_Reorganizer_User_Guide.docx
@@ -492,6 +492,11 @@
       </w:r>
     </w:p>
     <w:p>
+      <w:r>
+        <w:t>A pattern that resolves to a `.` or `..` path component, a drive-qualified value such as `C:\Music`, or a UNC value such as `\\server\share` is refused, not silently rewritten: the file is counted in Errors, reported as a pattern error, and nothing is written. The same refusal applies if a destination would resolve outside the chosen destination directory, so a tag value can never place a file outside the tree you selected. An absolute-looking tag value such as `/etc/passwd` is re-rooted inside the destination instead.</w:t>
+      </w:r>
+    </w:p>
+    <w:p>
       <w:pPr>
         <w:pStyle w:val="Heading1"/>
       </w:pPr>
